--- a/example_articles/immigration_status/Immigrant/4.immigration_status_Immigrant_Other_publisher.docx
+++ b/example_articles/immigration_status/Immigrant/4.immigration_status_Immigrant_Other_publisher.docx
@@ -7,7 +7,7 @@
         <w:pStyle w:val="Heading1"/>
       </w:pPr>
       <w:r>
-        <w:t>No NYC 'News' means bad news</w:t>
+        <w:t>Suspicion of roots of redevelopment</w:t>
       </w:r>
     </w:p>
     <w:p>
@@ -17,17 +17,17 @@
     </w:p>
     <w:p>
       <w:r>
-        <w:t>Date: 1990-11-20</w:t>
+        <w:t>Date: 2003-10-02</w:t>
       </w:r>
     </w:p>
     <w:p>
       <w:r>
-        <w:t>Section: NEWS; Pg. 7A; Statesline</w:t>
+        <w:t>Section: SOUTH JERSEY; Pg. B01</w:t>
       </w:r>
     </w:p>
     <w:p>
       <w:r>
-        <w:t>Source file: Other publishers/Files (500) (27).DOCX</w:t>
+        <w:t>Source file: Other publishers/Files (500) (20).DOCX</w:t>
       </w:r>
     </w:p>
     <w:p>
@@ -49,73 +49,83 @@
     </w:p>
     <w:p>
       <w:r>
-        <w:t>''It's like a death in the family … a tragedy.'' - Victor Navasky, 58, a New Yorker who is editor of The Nation magazine</w:t>
+        <w:t>I've seen some blighted neighborhoods in my day, but none like the one they're fighting about in Ventnor.</w:t>
         <w:br/>
-        <w:t xml:space="preserve"> </w:t>
+        <w:t>Tree-lined streets, with neatly trimmed lawns. Flowers and flags out front. "Proud to be an American" signs hanging on the front door, Indian saris drying on the back porch.</w:t>
         <w:br/>
-        <w:t xml:space="preserve"> NEW YORK - New York without the Daily News is like the city skyline without the Empire State Building.</w:t>
+        <w:t>And "for sale" signs, on properties with price tags of up to $325,000.</w:t>
         <w:br/>
-        <w:t>Before the current, bitter 3-week-old strike, the city's biggest tabloid was a ritual read for many of the 1.1 million who bought it daily. On subways, it was a ubiquitous presence in the hands of straphangers. Now, it is a rarity.</w:t>
+        <w:t>This is what Ventnor defines as dilapidated and in need of demolition?</w:t>
         <w:br/>
-        <w:t>Even at New York's famous Horn &amp; Hardart Automat, next door to The Daily News Building on 42nd Street, no customers sipping coffee can be found poring over its black and white pages.</w:t>
+        <w:t>This is where city officials are offering owners thousands to boot tenants and go back to seasonal-only rentals as a way to reduce dreaded density?</w:t>
         <w:br/>
-        <w:t>The newspaper is still being printed. But throughout the city, newsdealers at sidewalk kiosks, booths and tobacco stores, intimidated by fears and threats of violence, have balked at selling New York's ''hometown paper.''</w:t>
+        <w:t>Yes, city officials sigh. Isn't it awful?</w:t>
         <w:br/>
-        <w:t>Fear isn't unfounded. About 100 delivery trucks have been burned or otherwise damaged, newsstand locks glued shut and dozens of union members arrested.</w:t>
+        <w:t>And if a lot of the folks who will be kicked to the curb in the process just happen to be low-income, hardworking and Hispanic, well, that's just a crazy coincidence.</w:t>
         <w:br/>
-        <w:t>About 2,600 workers in nine unions remain out on strike, including 230 of 350 newsroom employees.</w:t>
+        <w:t>Unless it's really, in the words of one opponent, a not-so-subtle form of "economic ethnic cleansing."</w:t>
         <w:br/>
-        <w:t>Increasingly, the strike is less a strike than a dance of death, a slow, stubborn self-destructive labor-management pas de deux.</w:t>
+        <w:t>So much for stress-free living down the Shore. In Ventnor, summer turned to fall and laughter to lawsuits.</w:t>
         <w:br/>
-        <w:t>There has been little negotiating, and a settlement is nowhere in sight. The Daily News says costly union work rules are at issue. The unions say they'll make concessions if the paper opens its books.</w:t>
+        <w:t>All over the city's plan to spruce up a neighborhood that, anywhere else on the planet, would already seem plenty spruced.</w:t>
         <w:br/>
-        <w:t>On the streets, the paper's absence is being felt even by those who didn't read it.</w:t>
+        <w:t>Home, for whom?</w:t>
         <w:br/>
-        <w:t>''It's like a death in the family … a tragedy,'' says Victor Navasky, 58, editor of The Nation magazine. Brought up in a family that wouldn't read the paper because at the time it smeared leftist politicians, he later came to count on the tabloid for its columns and solid coverage of local news. Like many, he assumed it would be around forever.</w:t>
+        <w:t>Ventnor measures just two square miles. Yet nearly 13,000 people call it home, making it the most densely populated city in all of Atlantic County.</w:t>
         <w:br/>
-        <w:t>Indeed, for those accustomed to seeing it, the paper's front page was as distinct and forceful a presence as the face of a parent or boisterous old aunt. Its pages were a concentrate of the city, written in the poetry of a grit that made obvious the inescapable - that New York is a city like no other.</w:t>
+        <w:t>Especially in the area closest to Atlantic City, a working-class community of longtimers, beach lovers and and recent immigrants hopping the jitney to jobs as casino cooks, dishwashers and maids.</w:t>
         <w:br/>
-        <w:t>Of course, these days the snap is out of the city's fingers, the rhythm gone from its walk, New York's fiscal tap is running red ink, and its icons are in retreat. Ed Koch is 11 months out of office, Donald Trump toppled from his glitzy perch, George Steinbrenner booted from Yankee Stadium, Darryl Strawberry in flight to Los Angeles.</w:t>
+        <w:t>In Ventnor, the Hispanic, Indian and Asian newcomers crowd into single-family homes carved up into multifamily apartments. The rents are affordable, the area safe.</w:t>
         <w:br/>
-        <w:t>And now the Daily News' best-known reporters and columnists, voices that helped the city think, have packed up their bylines for other papers and TV.</w:t>
+        <w:t>All of which makes Ventnor's plans to "redevelop" the 26-block area - and demolish 17 buildings - seem suspicious.</w:t>
         <w:br/>
-        <w:t>The strike also has New Yorkers at each others' throats. Some blame decades of union featherbedding and labor for economically killing the paper. Others say the paper's parent company, the Chicago-based Tribune Co., is a union-busting vampire sucking the blood of its workers.</w:t>
+        <w:t>Officially, the officials say they are acting in the name of progress.</w:t>
         <w:br/>
-        <w:t>On subway platforms, city dwellers argue loudly over the morality of buying the Daily News from homeless men whom management gives the papers to for free for risking their necks and putting up with abuse.</w:t>
+        <w:t>Paying owners $12,000 to $22,000 to convert to summer-only rentals will ease crowded conditions, the mayor and others insist.</w:t>
         <w:br/>
-        <w:t>''It's ugly,'' says Sidney Zion, a novelist and veteran of the press. ''The city feels naked without the News.''</w:t>
+        <w:t>And bulldozing other buildings will jump-start investment - even if a rumored replacement, an assisted-living facility, belies the anti-density argument.</w:t>
         <w:br/>
-        <w:t>In the borough of Queens, the paper's blue-collar heartland, the Daily News is absent in bars like Breslin &amp; Sweeney's. Though it was a family tradition for many because it spoke their language chasing down stories of City Hall, the cops and the underworld, nostalgia for the paper has its limits. Sympathy for the working person, especially in tough times like these, runs deep.</w:t>
+        <w:t>For the life of him, Ventnor's city solicitor, John Scott Abbott, can't understand why residents aren't rejoicing over redevelopment.</w:t>
         <w:br/>
-        <w:t>There are those like waitress Karen Jones, 27, who misses her horoscope and says she needs the paper's working-class want ads. Others in this city of immigrants, like Pakistani cab driver Fazlerab Khan, 49, miss it because ''it was easy to read.''</w:t>
+        <w:t>He cites damp basement apartments with low ceilings as signs of inhospitable living conditions.</w:t>
         <w:br/>
-        <w:t>Of course, other New York papers once seemed indispensable - the World, the Mirror, the Herald, the Journal and especially the Tribune.</w:t>
+        <w:t>And he claims that some of the 90-year-old houses have "outlived their useful life" - a laughable statement to those of us living elsewhere in 200-year-old homes.</w:t>
         <w:br/>
-        <w:t>''Such is the fickleness of human nature,'' says New Yorker writer Brendan Gill. ''We got along without them.''</w:t>
+        <w:t>"We're not trying to force people out," Abbott insists. "We're trying to provide a better quality of life for everybody."</w:t>
         <w:br/>
-        <w:t xml:space="preserve"> TEXT OF GRAPHIC</w:t>
+        <w:t>Do the math</w:t>
         <w:br/>
-        <w:t>'Daily News' in decline</w:t>
+        <w:t>By "better quality of life," of course, he means a life lived someplace else.</w:t>
         <w:br/>
-        <w:t xml:space="preserve"> Striking unions estimate New York Daily News circulation has dropped as low as 100,000 since the strike began Oct. 25. The newspaper says it is delivering about 200,000 papers to subscribers daily. Circulation as of Sept. 30: </w:t>
+        <w:t>And by "everybody," does he mean everybody but Hispanics?</w:t>
         <w:br/>
-        <w:t>1 - Unaudited</w:t>
+        <w:t>It sure looks that way to the Hispanic Alliance of Atlantic County.</w:t>
         <w:br/>
-        <w:t>COMPLETE TEXT NOT AVAILABLE</w:t>
+        <w:t>The group filed a lawsuit alleging that Ventnor's redevelopment plans are a ploy to push Hispanics out of town.</w:t>
         <w:br/>
-        <w:t>Source: Audit Bureau of Circulation</w:t>
+        <w:t>Census figures prove it, they say.</w:t>
         <w:br/>
+        <w:t>Seventeen percent of the city's population is Hispanic. Forty percent of them live in the area earmarked for redevelopment and rental conversions.</w:t>
         <w:br/>
-        <w:t>Graphic</w:t>
+        <w:t>A third of all the people living in the targeted area are Hispanic.</w:t>
         <w:br/>
+        <w:t>And almost half of the rentals in that area are occupied by Hispanics.</w:t>
         <w:br/>
-        <w:t xml:space="preserve"> </w:t>
+        <w:t>"The numbers speak for themselves," says Bert Lopez, the group's president. "Whether intentional or not, they're reducing Latinos."</w:t>
         <w:br/>
-        <w:t>b/w, Julie Stacey, USA TODAY, Source: Audit Bureau of Circulation; PHOTO; b/w, Mark Lennihan, AP</w:t>
+        <w:t>Fellow opponent Richard Gobel offers a less diplomatic assessment. He calls it "economic ethnic cleansing."</w:t>
         <w:br/>
-        <w:t xml:space="preserve"> </w:t>
+        <w:t>Gobel is so upset that he is leading his own lawsuit - even though his home isn't on the demolition list.</w:t>
         <w:br/>
-        <w:t>CUTLINE: BITTER TOSS: Tom Pennacchio, of Local 3 of the Newspaper Guild of America, throws 'Daily News' papers into the air outside the newspaper's offices in midtown New York.</w:t>
+        <w:t>If the city takes his neighbors' houses against their will, who's to say his won't be next?</w:t>
+        <w:br/>
+        <w:t>To Gobel, it's about common sense.</w:t>
+        <w:br/>
+        <w:t>Common sense says the neighborhood isn't blighted. Common sense says it is an ethnic melting pot.</w:t>
+        <w:br/>
+        <w:t>And common sense tells him there is something more sinister at the root of this redevelopment than anyone at City Hall will ever admit to.</w:t>
+        <w:br/>
+        <w:t>Monica Yant Kinney writes Sunday, Tuesday and Thursday. Reach her at 856-779-3914 or myant@phillynews.com.</w:t>
       </w:r>
     </w:p>
     <w:sectPr>
